--- a/跨域鉴伪_项目结题报告书_初稿.docx
+++ b/跨域鉴伪_项目结题报告书_初稿.docx
@@ -328,7 +328,23 @@
                 <w:color w:val="000000"/>
                 <w:sz w:val="24"/>
               </w:rPr>
-              <w:t>科技发明制作类（A／B具体类别待确认）</w:t>
+              <w:t>科技发明制作</w:t>
+            </w:r>
+            <w:r>
+              <w:rPr>
+                <w:rFonts w:ascii="宋体" w:eastAsia="宋体" w:hAnsi="宋体" w:cs="宋体" w:hint="eastAsia"/>
+                <w:color w:val="000000"/>
+                <w:sz w:val="24"/>
+              </w:rPr>
+              <w:t>A</w:t>
+            </w:r>
+            <w:r>
+              <w:rPr>
+                <w:rFonts w:ascii="宋体" w:eastAsia="宋体" w:hAnsi="宋体" w:cs="宋体"/>
+                <w:color w:val="000000"/>
+                <w:sz w:val="24"/>
+              </w:rPr>
+              <w:t>类</w:t>
             </w:r>
           </w:p>
         </w:tc>
@@ -942,7 +958,7 @@
         <w:rPr>
           <w:rFonts w:hint="eastAsia"/>
           <w:b/>
-          <w:bCs/>
+          <w:kern w:val="1"/>
         </w:rPr>
         <w:sectPr>
           <w:headerReference w:type="even" r:id="rId8"/>
@@ -1004,21 +1020,7 @@
         <w:rPr>
           <w:rFonts w:hint="eastAsia"/>
         </w:rPr>
-        <w:t>1.申报者应在认真阅读</w:t>
-      </w:r>
-      <w:proofErr w:type="gramStart"/>
-      <w:r>
-        <w:rPr>
-          <w:rFonts w:hint="eastAsia"/>
-        </w:rPr>
-        <w:t>此说明</w:t>
-      </w:r>
-      <w:proofErr w:type="gramEnd"/>
-      <w:r>
-        <w:rPr>
-          <w:rFonts w:hint="eastAsia"/>
-        </w:rPr>
-        <w:t>各项内容后按要求详细填写。</w:t>
+        <w:t>1.申报者应在认真阅读此说明各项内容后按要求详细填写。</w:t>
       </w:r>
     </w:p>
     <w:p>
@@ -1450,7 +1452,15 @@
                 <w:color w:val="000000"/>
                 <w:sz w:val="22"/>
               </w:rPr>
-              <w:t>计算机科学与技术2024级【待补充班级】</w:t>
+              <w:t>计算机科学与技术2024级</w:t>
+            </w:r>
+            <w:r>
+              <w:rPr>
+                <w:rFonts w:ascii="宋体" w:eastAsia="宋体" w:hAnsi="宋体" w:cs="宋体" w:hint="eastAsia"/>
+                <w:color w:val="000000"/>
+                <w:sz w:val="22"/>
+              </w:rPr>
+              <w:t>1班</w:t>
             </w:r>
           </w:p>
         </w:tc>
@@ -2683,7 +2693,31 @@
                 <w:color w:val="000000"/>
                 <w:sz w:val="22"/>
               </w:rPr>
-              <w:t>模型架构搭建与训练</w:t>
+              <w:t>模型</w:t>
+            </w:r>
+            <w:r>
+              <w:rPr>
+                <w:rFonts w:ascii="宋体" w:eastAsia="宋体" w:hAnsi="宋体" w:cs="宋体" w:hint="eastAsia"/>
+                <w:color w:val="000000"/>
+                <w:sz w:val="22"/>
+              </w:rPr>
+              <w:t>前端展示</w:t>
+            </w:r>
+            <w:r>
+              <w:rPr>
+                <w:rFonts w:ascii="宋体" w:eastAsia="宋体" w:hAnsi="宋体" w:cs="宋体" w:hint="eastAsia"/>
+                <w:color w:val="000000"/>
+                <w:sz w:val="22"/>
+              </w:rPr>
+              <w:t>框架</w:t>
+            </w:r>
+            <w:r>
+              <w:rPr>
+                <w:rFonts w:ascii="宋体" w:eastAsia="宋体" w:hAnsi="宋体" w:cs="宋体"/>
+                <w:color w:val="000000"/>
+                <w:sz w:val="22"/>
+              </w:rPr>
+              <w:t>搭建</w:t>
             </w:r>
           </w:p>
         </w:tc>
@@ -2725,6 +2759,7 @@
             <w:pPr>
               <w:widowControl/>
               <w:snapToGrid w:val="0"/>
+              <w:spacing w:after="20" w:line="276" w:lineRule="auto"/>
               <w:jc w:val="center"/>
               <w:rPr>
                 <w:rFonts w:ascii="宋体" w:eastAsia="宋体" w:hAnsi="宋体" w:cs="宋体" w:hint="eastAsia"/>
@@ -2738,21 +2773,8 @@
                 <w:color w:val="000000"/>
                 <w:sz w:val="22"/>
               </w:rPr>
-              <w:t>32406300030</w:t>
-            </w:r>
-          </w:p>
-          <w:p>
-            <w:pPr>
-              <w:widowControl/>
-              <w:snapToGrid w:val="0"/>
-              <w:spacing w:after="20" w:line="276" w:lineRule="auto"/>
-              <w:jc w:val="center"/>
-              <w:rPr>
-                <w:rFonts w:ascii="宋体" w:eastAsia="宋体" w:hAnsi="宋体" w:cs="宋体" w:hint="eastAsia"/>
-                <w:color w:val="000000"/>
-                <w:sz w:val="22"/>
-              </w:rPr>
-            </w:pPr>
+              <w:t>3240610005</w:t>
+            </w:r>
           </w:p>
         </w:tc>
         <w:tc>
@@ -2785,8 +2807,18 @@
                 <w:color w:val="000000"/>
                 <w:sz w:val="22"/>
               </w:rPr>
-              <w:t>张晶</w:t>
-            </w:r>
+              <w:t>周智</w:t>
+            </w:r>
+            <w:proofErr w:type="gramStart"/>
+            <w:r>
+              <w:rPr>
+                <w:rFonts w:ascii="宋体" w:eastAsia="宋体" w:hAnsi="宋体" w:cs="宋体"/>
+                <w:color w:val="000000"/>
+                <w:sz w:val="22"/>
+              </w:rPr>
+              <w:t>浩</w:t>
+            </w:r>
+            <w:proofErr w:type="gramEnd"/>
           </w:p>
         </w:tc>
         <w:tc>
@@ -2923,7 +2955,6 @@
             <w:pPr>
               <w:widowControl/>
               <w:snapToGrid w:val="0"/>
-              <w:spacing w:after="20" w:line="276" w:lineRule="auto"/>
               <w:jc w:val="center"/>
               <w:rPr>
                 <w:rFonts w:ascii="宋体" w:eastAsia="宋体" w:hAnsi="宋体" w:cs="宋体" w:hint="eastAsia"/>
@@ -2937,7 +2968,7 @@
                 <w:color w:val="000000"/>
                 <w:sz w:val="22"/>
               </w:rPr>
-              <w:t>32565500047</w:t>
+              <w:t>32406300030</w:t>
             </w:r>
           </w:p>
         </w:tc>
@@ -2971,7 +3002,7 @@
                 <w:color w:val="000000"/>
                 <w:sz w:val="22"/>
               </w:rPr>
-              <w:t>胡懿珊</w:t>
+              <w:t>张晶</w:t>
             </w:r>
           </w:p>
         </w:tc>
@@ -2999,11 +3030,11 @@
             </w:pPr>
             <w:r>
               <w:rPr>
-                <w:rFonts w:ascii="宋体" w:eastAsia="宋体" w:hAnsi="宋体" w:cs="宋体" w:hint="eastAsia"/>
+                <w:rFonts w:ascii="宋体" w:eastAsia="宋体" w:hAnsi="宋体" w:cs="宋体"/>
                 <w:color w:val="000000"/>
                 <w:sz w:val="22"/>
               </w:rPr>
-              <w:t>管理学院</w:t>
+              <w:t>计算机科学与网络工程学院</w:t>
             </w:r>
           </w:p>
         </w:tc>
@@ -3123,7 +3154,7 @@
                 <w:color w:val="000000"/>
                 <w:sz w:val="22"/>
               </w:rPr>
-              <w:t>3240610005</w:t>
+              <w:t>32565500047</w:t>
             </w:r>
           </w:p>
         </w:tc>
@@ -3157,18 +3188,8 @@
                 <w:color w:val="000000"/>
                 <w:sz w:val="22"/>
               </w:rPr>
-              <w:t>周智</w:t>
-            </w:r>
-            <w:proofErr w:type="gramStart"/>
-            <w:r>
-              <w:rPr>
-                <w:rFonts w:ascii="宋体" w:eastAsia="宋体" w:hAnsi="宋体" w:cs="宋体"/>
-                <w:color w:val="000000"/>
-                <w:sz w:val="22"/>
-              </w:rPr>
-              <w:t>浩</w:t>
-            </w:r>
-            <w:proofErr w:type="gramEnd"/>
+              <w:t>胡懿珊</w:t>
+            </w:r>
           </w:p>
         </w:tc>
         <w:tc>
@@ -3195,11 +3216,11 @@
             </w:pPr>
             <w:r>
               <w:rPr>
-                <w:rFonts w:ascii="宋体" w:eastAsia="宋体" w:hAnsi="宋体" w:cs="宋体"/>
+                <w:rFonts w:ascii="宋体" w:eastAsia="宋体" w:hAnsi="宋体" w:cs="宋体" w:hint="eastAsia"/>
                 <w:color w:val="000000"/>
                 <w:sz w:val="22"/>
               </w:rPr>
-              <w:t>计算机科学与网络工程学院</w:t>
+              <w:t>管理学院</w:t>
             </w:r>
           </w:p>
         </w:tc>
@@ -6423,7 +6444,9 @@
         <w:spacing w:after="160" w:line="360" w:lineRule="auto"/>
         <w:jc w:val="center"/>
         <w:rPr>
-          <w:rFonts w:hint="eastAsia"/>
+          <w:rFonts w:ascii="宋体" w:eastAsia="宋体" w:hAnsi="宋体" w:cs="宋体"/>
+          <w:color w:val="000000"/>
+          <w:sz w:val="21"/>
         </w:rPr>
       </w:pPr>
       <w:r>
@@ -6437,10 +6460,9 @@
     </w:p>
     <w:p>
       <w:pPr>
-        <w:pStyle w:val="11"/>
-        <w:keepNext/>
+        <w:widowControl/>
         <w:snapToGrid w:val="0"/>
-        <w:spacing w:before="200" w:after="140" w:line="360" w:lineRule="auto"/>
+        <w:spacing w:after="160" w:line="360" w:lineRule="auto"/>
         <w:rPr>
           <w:rFonts w:hint="eastAsia"/>
         </w:rPr>
@@ -6461,7 +6483,9 @@
         <w:spacing w:after="80" w:line="360" w:lineRule="auto"/>
         <w:ind w:firstLine="480"/>
         <w:rPr>
-          <w:rFonts w:ascii="Times New Roman" w:hAnsi="Times New Roman" w:cs="Times New Roman"/>
+          <w:rFonts w:ascii="Times New Roman" w:eastAsia="宋体" w:hAnsi="Times New Roman" w:cs="Times New Roman"/>
+          <w:color w:val="000000"/>
+          <w:sz w:val="24"/>
         </w:rPr>
       </w:pPr>
       <w:r>
@@ -6579,21 +6603,38 @@
     </w:p>
     <w:p>
       <w:pPr>
-        <w:pStyle w:val="11"/>
-        <w:keepNext/>
+        <w:widowControl/>
         <w:snapToGrid w:val="0"/>
-        <w:spacing w:before="200" w:after="140" w:line="360" w:lineRule="auto"/>
-        <w:rPr>
-          <w:rFonts w:hint="eastAsia"/>
+        <w:spacing w:after="80" w:line="360" w:lineRule="auto"/>
+        <w:rPr>
+          <w:rFonts w:ascii="Times New Roman" w:hAnsi="Times New Roman" w:cs="Times New Roman" w:hint="eastAsia"/>
         </w:rPr>
       </w:pPr>
+      <w:proofErr w:type="gramStart"/>
       <w:r>
         <w:rPr>
           <w:rFonts w:eastAsia="黑体" w:cs="黑体"/>
           <w:b/>
           <w:sz w:val="28"/>
         </w:rPr>
-        <w:t>一 研究目标与实际实施</w:t>
+        <w:t>一</w:t>
+      </w:r>
+      <w:proofErr w:type="gramEnd"/>
+      <w:r>
+        <w:rPr>
+          <w:rFonts w:eastAsia="黑体" w:cs="黑体"/>
+          <w:b/>
+          <w:sz w:val="28"/>
+        </w:rPr>
+        <w:t xml:space="preserve"> </w:t>
+      </w:r>
+      <w:r>
+        <w:rPr>
+          <w:rFonts w:eastAsia="黑体" w:cs="黑体"/>
+          <w:b/>
+          <w:sz w:val="28"/>
+        </w:rPr>
+        <w:t>研究目标与实际实施</w:t>
       </w:r>
     </w:p>
     <w:p>
@@ -6606,13 +6647,23 @@
           <w:rFonts w:ascii="Times New Roman" w:hAnsi="Times New Roman" w:cs="Times New Roman"/>
         </w:rPr>
       </w:pPr>
-      <w:r>
-        <w:rPr>
-          <w:rFonts w:ascii="Times New Roman" w:eastAsia="宋体" w:hAnsi="Times New Roman" w:cs="Times New Roman"/>
-          <w:color w:val="000000"/>
-          <w:sz w:val="24"/>
-        </w:rPr>
-        <w:t>社媒传播中的人脸图片来源复杂，伪造方法、拍摄条件和后处理流程与训练集可能存在差异。只在已知伪造类型上取得较高检测成绩，不能保证模型面对新的图片仍能可靠工作。本项目希望减少检测器对局部显性痕迹的依赖，并检验不同预训练表征能否补充可迁移的真假判别信息。</w:t>
+      <w:proofErr w:type="gramStart"/>
+      <w:r>
+        <w:rPr>
+          <w:rFonts w:ascii="Times New Roman" w:eastAsia="宋体" w:hAnsi="Times New Roman" w:cs="Times New Roman"/>
+          <w:color w:val="000000"/>
+          <w:sz w:val="24"/>
+        </w:rPr>
+        <w:t>社媒传播</w:t>
+      </w:r>
+      <w:proofErr w:type="gramEnd"/>
+      <w:r>
+        <w:rPr>
+          <w:rFonts w:ascii="Times New Roman" w:eastAsia="宋体" w:hAnsi="Times New Roman" w:cs="Times New Roman"/>
+          <w:color w:val="000000"/>
+          <w:sz w:val="24"/>
+        </w:rPr>
+        <w:t>中的人脸图片来源复杂，伪造方法、拍摄条件和后处理流程与训练集可能存在差异。只在已知伪造类型上取得较高检测成绩，不能保证模型面对新的图片仍能可靠工作。本项目希望减少检测器对局部显性痕迹的依赖，并检验不同预训练表征能否补充可迁移的真假判别信息。</w:t>
       </w:r>
     </w:p>
     <w:p>
@@ -6841,7 +6892,7 @@
         <w:tc>
           <w:tcPr>
             <w:tcW w:w="2948" w:type="dxa"/>
-            <w:shd w:val="clear" w:color="auto" w:fill="EDEDED"/>
+            <w:shd w:val="clear" w:color="auto" w:fill="auto"/>
             <w:tcMar>
               <w:top w:w="90" w:type="dxa"/>
               <w:left w:w="90" w:type="dxa"/>
@@ -6875,7 +6926,7 @@
         <w:tc>
           <w:tcPr>
             <w:tcW w:w="2948" w:type="dxa"/>
-            <w:shd w:val="clear" w:color="auto" w:fill="EDEDED"/>
+            <w:shd w:val="clear" w:color="auto" w:fill="auto"/>
             <w:tcMar>
               <w:top w:w="90" w:type="dxa"/>
               <w:left w:w="90" w:type="dxa"/>
@@ -6909,7 +6960,7 @@
         <w:tc>
           <w:tcPr>
             <w:tcW w:w="2948" w:type="dxa"/>
-            <w:shd w:val="clear" w:color="auto" w:fill="EDEDED"/>
+            <w:shd w:val="clear" w:color="auto" w:fill="auto"/>
             <w:tcMar>
               <w:top w:w="90" w:type="dxa"/>
               <w:left w:w="90" w:type="dxa"/>
@@ -7523,10 +7574,40 @@
     </w:tbl>
     <w:p>
       <w:pPr>
-        <w:rPr>
-          <w:rFonts w:ascii="Times New Roman" w:hAnsi="Times New Roman" w:cs="Times New Roman"/>
+        <w:pStyle w:val="11"/>
+        <w:keepNext/>
+        <w:snapToGrid w:val="0"/>
+        <w:spacing w:before="200" w:after="140" w:line="360" w:lineRule="auto"/>
+        <w:rPr>
+          <w:rFonts w:ascii="Times New Roman" w:eastAsia="黑体" w:hAnsi="Times New Roman" w:cs="Times New Roman"/>
+          <w:b/>
+          <w:sz w:val="28"/>
         </w:rPr>
       </w:pPr>
+      <w:r>
+        <w:rPr>
+          <w:rFonts w:ascii="Times New Roman" w:eastAsia="黑体" w:hAnsi="Times New Roman" w:cs="Times New Roman"/>
+          <w:b/>
+          <w:sz w:val="28"/>
+        </w:rPr>
+        <w:t>二</w:t>
+      </w:r>
+      <w:r>
+        <w:rPr>
+          <w:rFonts w:ascii="Times New Roman" w:eastAsia="黑体" w:hAnsi="Times New Roman" w:cs="Times New Roman"/>
+          <w:b/>
+          <w:sz w:val="28"/>
+        </w:rPr>
+        <w:t xml:space="preserve"> </w:t>
+      </w:r>
+      <w:r>
+        <w:rPr>
+          <w:rFonts w:ascii="Times New Roman" w:eastAsia="黑体" w:hAnsi="Times New Roman" w:cs="Times New Roman"/>
+          <w:b/>
+          <w:sz w:val="28"/>
+        </w:rPr>
+        <w:t>检测模型与研究框架</w:t>
+      </w:r>
     </w:p>
     <w:p>
       <w:pPr>
@@ -7535,60 +7616,29 @@
         <w:snapToGrid w:val="0"/>
         <w:spacing w:before="200" w:after="140" w:line="360" w:lineRule="auto"/>
         <w:rPr>
-          <w:rFonts w:ascii="Times New Roman" w:hAnsi="Times New Roman" w:cs="Times New Roman"/>
-        </w:rPr>
-      </w:pPr>
-      <w:r>
-        <w:rPr>
           <w:rFonts w:ascii="Times New Roman" w:eastAsia="黑体" w:hAnsi="Times New Roman" w:cs="Times New Roman"/>
           <w:b/>
           <w:sz w:val="28"/>
         </w:rPr>
-        <w:t>二</w:t>
-      </w:r>
+      </w:pPr>
       <w:r>
         <w:rPr>
           <w:rFonts w:ascii="Times New Roman" w:eastAsia="黑体" w:hAnsi="Times New Roman" w:cs="Times New Roman"/>
           <w:b/>
-          <w:sz w:val="28"/>
-        </w:rPr>
-        <w:t xml:space="preserve"> </w:t>
-      </w:r>
+          <w:sz w:val="24"/>
+        </w:rPr>
+        <w:t>改进</w:t>
+      </w:r>
+      <w:proofErr w:type="spellStart"/>
       <w:r>
         <w:rPr>
           <w:rFonts w:ascii="Times New Roman" w:eastAsia="黑体" w:hAnsi="Times New Roman" w:cs="Times New Roman"/>
           <w:b/>
-          <w:sz w:val="28"/>
-        </w:rPr>
-        <w:t>检测模型与研究框架</w:t>
-      </w:r>
-    </w:p>
-    <w:p>
-      <w:pPr>
-        <w:pStyle w:val="21"/>
-        <w:keepNext/>
-        <w:snapToGrid w:val="0"/>
-        <w:spacing w:before="200" w:after="140" w:line="360" w:lineRule="auto"/>
-        <w:rPr>
-          <w:rFonts w:ascii="Times New Roman" w:hAnsi="Times New Roman" w:cs="Times New Roman"/>
-        </w:rPr>
-      </w:pPr>
-      <w:r>
-        <w:rPr>
-          <w:rFonts w:ascii="Times New Roman" w:eastAsia="黑体" w:hAnsi="Times New Roman" w:cs="Times New Roman"/>
-          <w:b/>
-          <w:sz w:val="24"/>
-        </w:rPr>
-        <w:t>改进</w:t>
-      </w:r>
-      <w:r>
-        <w:rPr>
-          <w:rFonts w:ascii="Times New Roman" w:eastAsia="黑体" w:hAnsi="Times New Roman" w:cs="Times New Roman"/>
-          <w:b/>
           <w:sz w:val="24"/>
         </w:rPr>
         <w:t>ViT</w:t>
       </w:r>
+      <w:proofErr w:type="spellEnd"/>
       <w:r>
         <w:rPr>
           <w:rFonts w:ascii="Times New Roman" w:eastAsia="黑体" w:hAnsi="Times New Roman" w:cs="Times New Roman"/>
@@ -7672,7 +7722,9 @@
         <w:spacing w:after="80" w:line="360" w:lineRule="auto"/>
         <w:ind w:firstLine="480"/>
         <w:rPr>
-          <w:rFonts w:ascii="Times New Roman" w:hAnsi="Times New Roman" w:cs="Times New Roman"/>
+          <w:rFonts w:ascii="Times New Roman" w:eastAsia="宋体" w:hAnsi="Times New Roman" w:cs="Times New Roman"/>
+          <w:color w:val="000000"/>
+          <w:sz w:val="24"/>
         </w:rPr>
       </w:pPr>
       <w:r>
@@ -7699,6 +7751,7 @@
         </w:rPr>
         <w:t>注意力进行补丁分组、交叉组合并提取部分序列表征的路径，用于探索部分区域与完整图像表征的一致性。上述实现沿用并迁移已有注意力抑制与补丁重组思想。当前单</w:t>
       </w:r>
+      <w:proofErr w:type="spellStart"/>
       <w:r>
         <w:rPr>
           <w:rFonts w:ascii="Times New Roman" w:eastAsia="宋体" w:hAnsi="Times New Roman" w:cs="Times New Roman"/>
@@ -7707,6 +7760,7 @@
         </w:rPr>
         <w:t>ViT</w:t>
       </w:r>
+      <w:proofErr w:type="spellEnd"/>
       <w:r>
         <w:rPr>
           <w:rFonts w:ascii="Times New Roman" w:eastAsia="宋体" w:hAnsi="Times New Roman" w:cs="Times New Roman"/>
@@ -7718,10 +7772,9 @@
     </w:p>
     <w:p>
       <w:pPr>
-        <w:pStyle w:val="21"/>
-        <w:keepNext/>
+        <w:widowControl/>
         <w:snapToGrid w:val="0"/>
-        <w:spacing w:before="200" w:after="140" w:line="360" w:lineRule="auto"/>
+        <w:spacing w:after="80" w:line="360" w:lineRule="auto"/>
         <w:rPr>
           <w:rFonts w:ascii="Times New Roman" w:hAnsi="Times New Roman" w:cs="Times New Roman"/>
         </w:rPr>
@@ -7732,7 +7785,6 @@
           <w:b/>
           <w:sz w:val="24"/>
         </w:rPr>
-        <w:lastRenderedPageBreak/>
         <w:t>CLIP</w:t>
       </w:r>
       <w:r>
@@ -7776,6 +7828,7 @@
           <w:color w:val="000000"/>
           <w:sz w:val="24"/>
         </w:rPr>
+        <w:lastRenderedPageBreak/>
         <w:t>研究框架参考</w:t>
       </w:r>
       <w:r>
@@ -8513,7 +8566,9 @@
         <w:spacing w:after="160" w:line="360" w:lineRule="auto"/>
         <w:jc w:val="center"/>
         <w:rPr>
-          <w:rFonts w:hint="eastAsia"/>
+          <w:rFonts w:ascii="宋体" w:eastAsia="宋体" w:hAnsi="宋体" w:cs="宋体"/>
+          <w:color w:val="000000"/>
+          <w:sz w:val="21"/>
         </w:rPr>
       </w:pPr>
       <w:r>
@@ -8522,18 +8577,32 @@
           <w:color w:val="000000"/>
           <w:sz w:val="21"/>
         </w:rPr>
-        <w:t>图1 当前单ViT工程原型与研究用融合路线示意</w:t>
+        <w:t>图1 当前单</w:t>
+      </w:r>
+      <w:proofErr w:type="spellStart"/>
+      <w:r>
+        <w:rPr>
+          <w:rFonts w:ascii="宋体" w:eastAsia="宋体" w:hAnsi="宋体" w:cs="宋体"/>
+          <w:color w:val="000000"/>
+          <w:sz w:val="21"/>
+        </w:rPr>
+        <w:t>ViT</w:t>
+      </w:r>
+      <w:proofErr w:type="spellEnd"/>
+      <w:r>
+        <w:rPr>
+          <w:rFonts w:ascii="宋体" w:eastAsia="宋体" w:hAnsi="宋体" w:cs="宋体"/>
+          <w:color w:val="000000"/>
+          <w:sz w:val="21"/>
+        </w:rPr>
+        <w:t>工程原型与研究用融合路线示意</w:t>
       </w:r>
     </w:p>
     <w:p>
       <w:pPr>
-        <w:pStyle w:val="11"/>
-        <w:keepNext/>
+        <w:widowControl/>
         <w:snapToGrid w:val="0"/>
-        <w:spacing w:before="200" w:after="140" w:line="360" w:lineRule="auto"/>
-        <w:rPr>
-          <w:rFonts w:ascii="Times New Roman" w:hAnsi="Times New Roman" w:cs="Times New Roman"/>
-        </w:rPr>
+        <w:spacing w:after="160" w:line="360" w:lineRule="auto"/>
       </w:pPr>
       <w:r>
         <w:rPr>
@@ -8541,7 +8610,15 @@
           <w:b/>
           <w:sz w:val="28"/>
         </w:rPr>
-        <w:t xml:space="preserve">三 </w:t>
+        <w:t>三</w:t>
+      </w:r>
+      <w:r>
+        <w:rPr>
+          <w:rFonts w:eastAsia="黑体" w:cs="黑体"/>
+          <w:b/>
+          <w:sz w:val="28"/>
+        </w:rPr>
+        <w:t xml:space="preserve"> </w:t>
       </w:r>
       <w:r>
         <w:rPr>
@@ -8902,7 +8979,9 @@
         <w:spacing w:after="80" w:line="360" w:lineRule="auto"/>
         <w:ind w:firstLine="480"/>
         <w:rPr>
-          <w:rFonts w:ascii="Times New Roman" w:hAnsi="Times New Roman" w:cs="Times New Roman"/>
+          <w:rFonts w:ascii="Times New Roman" w:eastAsia="宋体" w:hAnsi="Times New Roman" w:cs="Times New Roman"/>
+          <w:color w:val="000000"/>
+          <w:sz w:val="24"/>
         </w:rPr>
       </w:pPr>
       <w:r>
@@ -8967,7 +9046,25 @@
           <w:color w:val="000000"/>
           <w:sz w:val="24"/>
         </w:rPr>
-        <w:t>下标判断真假。目标域已被多轮查看，且历史融合检查点曾依据</w:t>
+        <w:t>下标判断真假。</w:t>
+      </w:r>
+      <w:proofErr w:type="gramStart"/>
+      <w:r>
+        <w:rPr>
+          <w:rFonts w:ascii="Times New Roman" w:eastAsia="宋体" w:hAnsi="Times New Roman" w:cs="Times New Roman"/>
+          <w:color w:val="000000"/>
+          <w:sz w:val="24"/>
+        </w:rPr>
+        <w:t>目标域已被</w:t>
+      </w:r>
+      <w:proofErr w:type="gramEnd"/>
+      <w:r>
+        <w:rPr>
+          <w:rFonts w:ascii="Times New Roman" w:eastAsia="宋体" w:hAnsi="Times New Roman" w:cs="Times New Roman"/>
+          <w:color w:val="000000"/>
+          <w:sz w:val="24"/>
+        </w:rPr>
+        <w:t>多轮查看，且历史融合检查点曾依据</w:t>
       </w:r>
       <w:r>
         <w:rPr>
@@ -8983,34 +9080,45 @@
           <w:color w:val="000000"/>
           <w:sz w:val="24"/>
         </w:rPr>
-        <w:t>结果选模，因此本报告将相关发现作为探索性证据，不声称完全独立的确认试验。</w:t>
+        <w:t>结果选模，因此本报告将相关发现作为探索性证据，</w:t>
+      </w:r>
+      <w:proofErr w:type="gramStart"/>
+      <w:r>
+        <w:rPr>
+          <w:rFonts w:ascii="Times New Roman" w:eastAsia="宋体" w:hAnsi="Times New Roman" w:cs="Times New Roman"/>
+          <w:color w:val="000000"/>
+          <w:sz w:val="24"/>
+        </w:rPr>
+        <w:t>不</w:t>
+      </w:r>
+      <w:proofErr w:type="gramEnd"/>
+      <w:r>
+        <w:rPr>
+          <w:rFonts w:ascii="Times New Roman" w:eastAsia="宋体" w:hAnsi="Times New Roman" w:cs="Times New Roman"/>
+          <w:color w:val="000000"/>
+          <w:sz w:val="24"/>
+        </w:rPr>
+        <w:t>声称完全独立的确认试验。</w:t>
       </w:r>
     </w:p>
     <w:p>
       <w:pPr>
-        <w:pStyle w:val="11"/>
-        <w:keepNext/>
+        <w:widowControl/>
         <w:snapToGrid w:val="0"/>
-        <w:spacing w:before="200" w:after="140" w:line="360" w:lineRule="auto"/>
-        <w:rPr>
-          <w:rFonts w:ascii="Times New Roman" w:hAnsi="Times New Roman" w:cs="Times New Roman"/>
-        </w:rPr>
-      </w:pPr>
-      <w:r>
+        <w:spacing w:after="80" w:line="360" w:lineRule="auto"/>
         <w:rPr>
           <w:rFonts w:ascii="Times New Roman" w:eastAsia="黑体" w:hAnsi="Times New Roman" w:cs="Times New Roman"/>
           <w:b/>
           <w:sz w:val="28"/>
         </w:rPr>
-        <w:t>四</w:t>
-      </w:r>
+      </w:pPr>
       <w:r>
         <w:rPr>
           <w:rFonts w:ascii="Times New Roman" w:eastAsia="黑体" w:hAnsi="Times New Roman" w:cs="Times New Roman"/>
           <w:b/>
           <w:sz w:val="28"/>
         </w:rPr>
-        <w:t xml:space="preserve"> </w:t>
+        <w:t>四</w:t>
       </w:r>
       <w:r>
         <w:rPr>
@@ -9018,15 +9126,22 @@
           <w:b/>
           <w:sz w:val="28"/>
         </w:rPr>
+        <w:t xml:space="preserve"> </w:t>
+      </w:r>
+      <w:r>
+        <w:rPr>
+          <w:rFonts w:ascii="Times New Roman" w:eastAsia="黑体" w:hAnsi="Times New Roman" w:cs="Times New Roman"/>
+          <w:b/>
+          <w:sz w:val="28"/>
+        </w:rPr>
         <w:t>阶段检测结果</w:t>
       </w:r>
     </w:p>
     <w:p>
       <w:pPr>
-        <w:pStyle w:val="21"/>
-        <w:keepNext/>
+        <w:widowControl/>
         <w:snapToGrid w:val="0"/>
-        <w:spacing w:before="200" w:after="140" w:line="360" w:lineRule="auto"/>
+        <w:spacing w:after="80" w:line="360" w:lineRule="auto"/>
         <w:rPr>
           <w:rFonts w:ascii="Times New Roman" w:hAnsi="Times New Roman" w:cs="Times New Roman"/>
         </w:rPr>
@@ -9039,6 +9154,7 @@
         </w:rPr>
         <w:t>独立改进</w:t>
       </w:r>
+      <w:proofErr w:type="spellStart"/>
       <w:r>
         <w:rPr>
           <w:rFonts w:ascii="Times New Roman" w:eastAsia="黑体" w:hAnsi="Times New Roman" w:cs="Times New Roman"/>
@@ -9047,6 +9163,7 @@
         </w:rPr>
         <w:t>ViT</w:t>
       </w:r>
+      <w:proofErr w:type="spellEnd"/>
       <w:r>
         <w:rPr>
           <w:rFonts w:ascii="Times New Roman" w:eastAsia="黑体" w:hAnsi="Times New Roman" w:cs="Times New Roman"/>
@@ -9184,7 +9301,7 @@
         <w:tc>
           <w:tcPr>
             <w:tcW w:w="2948" w:type="dxa"/>
-            <w:shd w:val="clear" w:color="auto" w:fill="EDEDED"/>
+            <w:shd w:val="clear" w:color="auto" w:fill="auto"/>
             <w:tcMar>
               <w:top w:w="90" w:type="dxa"/>
               <w:left w:w="90" w:type="dxa"/>
@@ -9218,7 +9335,7 @@
         <w:tc>
           <w:tcPr>
             <w:tcW w:w="2948" w:type="dxa"/>
-            <w:shd w:val="clear" w:color="auto" w:fill="EDEDED"/>
+            <w:shd w:val="clear" w:color="auto" w:fill="auto"/>
             <w:tcMar>
               <w:top w:w="90" w:type="dxa"/>
               <w:left w:w="90" w:type="dxa"/>
@@ -9261,7 +9378,7 @@
         <w:tc>
           <w:tcPr>
             <w:tcW w:w="2948" w:type="dxa"/>
-            <w:shd w:val="clear" w:color="auto" w:fill="EDEDED"/>
+            <w:shd w:val="clear" w:color="auto" w:fill="auto"/>
             <w:tcMar>
               <w:top w:w="90" w:type="dxa"/>
               <w:left w:w="90" w:type="dxa"/>
@@ -9804,7 +9921,7 @@
     <w:p>
       <w:pPr>
         <w:rPr>
-          <w:rFonts w:ascii="Times New Roman" w:hAnsi="Times New Roman" w:cs="Times New Roman"/>
+          <w:rFonts w:ascii="Times New Roman" w:hAnsi="Times New Roman" w:cs="Times New Roman" w:hint="eastAsia"/>
         </w:rPr>
       </w:pPr>
     </w:p>
@@ -9842,6 +9959,7 @@
         </w:rPr>
         <w:t>独立改进</w:t>
       </w:r>
+      <w:proofErr w:type="spellStart"/>
       <w:r>
         <w:rPr>
           <w:rFonts w:ascii="Times New Roman" w:eastAsia="宋体" w:hAnsi="Times New Roman" w:cs="Times New Roman"/>
@@ -9850,6 +9968,7 @@
         </w:rPr>
         <w:t>ViT</w:t>
       </w:r>
+      <w:proofErr w:type="spellEnd"/>
       <w:r>
         <w:rPr>
           <w:rFonts w:ascii="Times New Roman" w:eastAsia="宋体" w:hAnsi="Times New Roman" w:cs="Times New Roman"/>
@@ -9882,7 +10001,9 @@
         <w:spacing w:after="80" w:line="360" w:lineRule="auto"/>
         <w:ind w:firstLine="480"/>
         <w:rPr>
-          <w:rFonts w:ascii="Times New Roman" w:hAnsi="Times New Roman" w:cs="Times New Roman"/>
+          <w:rFonts w:ascii="Times New Roman" w:eastAsia="宋体" w:hAnsi="Times New Roman" w:cs="Times New Roman"/>
+          <w:color w:val="000000"/>
+          <w:sz w:val="24"/>
         </w:rPr>
       </w:pPr>
       <w:r>
@@ -10075,13 +10196,33 @@
           <w:color w:val="000000"/>
           <w:sz w:val="24"/>
         </w:rPr>
-        <w:t>：后期域内成绩维持较高水平，但跨域没有同步持续改善。该现象说明仅延长训练不能保证迁移收益，并不构成性能上限的证明。</w:t>
+        <w:t>：后期域内成绩维持较高水平，但跨域没有同步持续改善。该现象</w:t>
+      </w:r>
+      <w:proofErr w:type="gramStart"/>
+      <w:r>
+        <w:rPr>
+          <w:rFonts w:ascii="Times New Roman" w:eastAsia="宋体" w:hAnsi="Times New Roman" w:cs="Times New Roman"/>
+          <w:color w:val="000000"/>
+          <w:sz w:val="24"/>
+        </w:rPr>
+        <w:t>说明仅</w:t>
+      </w:r>
+      <w:proofErr w:type="gramEnd"/>
+      <w:r>
+        <w:rPr>
+          <w:rFonts w:ascii="Times New Roman" w:eastAsia="宋体" w:hAnsi="Times New Roman" w:cs="Times New Roman"/>
+          <w:color w:val="000000"/>
+          <w:sz w:val="24"/>
+        </w:rPr>
+        <w:t>延长训练不能保证迁移收益，并不构成性能上限的证明。</w:t>
       </w:r>
     </w:p>
     <w:p>
       <w:pPr>
-        <w:keepNext/>
-        <w:jc w:val="center"/>
+        <w:widowControl/>
+        <w:snapToGrid w:val="0"/>
+        <w:spacing w:after="80" w:line="360" w:lineRule="auto"/>
+        <w:ind w:firstLine="480"/>
         <w:rPr>
           <w:rFonts w:ascii="Times New Roman" w:hAnsi="Times New Roman" w:cs="Times New Roman"/>
         </w:rPr>
@@ -10135,7 +10276,9 @@
         <w:spacing w:after="160" w:line="360" w:lineRule="auto"/>
         <w:jc w:val="center"/>
         <w:rPr>
-          <w:rFonts w:ascii="Times New Roman" w:hAnsi="Times New Roman" w:cs="Times New Roman"/>
+          <w:rFonts w:ascii="Times New Roman" w:eastAsia="宋体" w:hAnsi="Times New Roman" w:cs="Times New Roman"/>
+          <w:color w:val="000000"/>
+          <w:sz w:val="21"/>
         </w:rPr>
       </w:pPr>
       <w:r>
@@ -10162,6 +10305,7 @@
         </w:rPr>
         <w:t>单</w:t>
       </w:r>
+      <w:proofErr w:type="spellStart"/>
       <w:r>
         <w:rPr>
           <w:rFonts w:ascii="Times New Roman" w:eastAsia="宋体" w:hAnsi="Times New Roman" w:cs="Times New Roman"/>
@@ -10170,6 +10314,7 @@
         </w:rPr>
         <w:t>ViT</w:t>
       </w:r>
+      <w:proofErr w:type="spellEnd"/>
       <w:r>
         <w:rPr>
           <w:rFonts w:ascii="Times New Roman" w:eastAsia="宋体" w:hAnsi="Times New Roman" w:cs="Times New Roman"/>
@@ -10205,10 +10350,9 @@
     </w:p>
     <w:p>
       <w:pPr>
-        <w:pStyle w:val="21"/>
-        <w:keepNext/>
+        <w:widowControl/>
         <w:snapToGrid w:val="0"/>
-        <w:spacing w:before="200" w:after="140" w:line="360" w:lineRule="auto"/>
+        <w:spacing w:beforeLines="1500" w:before="8685" w:after="160" w:line="360" w:lineRule="auto"/>
         <w:rPr>
           <w:rFonts w:ascii="Times New Roman" w:hAnsi="Times New Roman" w:cs="Times New Roman"/>
         </w:rPr>
@@ -10225,7 +10369,7 @@
     </w:p>
     <w:tbl>
       <w:tblPr>
-        <w:tblW w:w="0" w:type="auto"/>
+        <w:tblW w:w="9656" w:type="dxa"/>
         <w:jc w:val="center"/>
         <w:tblBorders>
           <w:top w:val="single" w:sz="6" w:space="0" w:color="D9D9D9"/>
@@ -10239,20 +10383,21 @@
         <w:tblLook w:val="04A0" w:firstRow="1" w:lastRow="0" w:firstColumn="1" w:lastColumn="0" w:noHBand="0" w:noVBand="1"/>
       </w:tblPr>
       <w:tblGrid>
-        <w:gridCol w:w="3240"/>
-        <w:gridCol w:w="2948"/>
-        <w:gridCol w:w="2948"/>
+        <w:gridCol w:w="3424"/>
+        <w:gridCol w:w="3116"/>
+        <w:gridCol w:w="3116"/>
       </w:tblGrid>
       <w:tr>
         <w:trPr>
           <w:cantSplit/>
+          <w:trHeight w:val="200"/>
           <w:tblHeader/>
           <w:jc w:val="center"/>
         </w:trPr>
         <w:tc>
           <w:tcPr>
-            <w:tcW w:w="2948" w:type="dxa"/>
-            <w:shd w:val="clear" w:color="auto" w:fill="EDEDED"/>
+            <w:tcW w:w="3424" w:type="dxa"/>
+            <w:shd w:val="clear" w:color="auto" w:fill="auto"/>
             <w:tcMar>
               <w:top w:w="90" w:type="dxa"/>
               <w:left w:w="90" w:type="dxa"/>
@@ -10285,8 +10430,8 @@
         </w:tc>
         <w:tc>
           <w:tcPr>
-            <w:tcW w:w="2948" w:type="dxa"/>
-            <w:shd w:val="clear" w:color="auto" w:fill="EDEDED"/>
+            <w:tcW w:w="3116" w:type="dxa"/>
+            <w:shd w:val="clear" w:color="auto" w:fill="auto"/>
             <w:tcMar>
               <w:top w:w="90" w:type="dxa"/>
               <w:left w:w="90" w:type="dxa"/>
@@ -10328,8 +10473,8 @@
         </w:tc>
         <w:tc>
           <w:tcPr>
-            <w:tcW w:w="2948" w:type="dxa"/>
-            <w:shd w:val="clear" w:color="auto" w:fill="EDEDED"/>
+            <w:tcW w:w="3116" w:type="dxa"/>
+            <w:shd w:val="clear" w:color="auto" w:fill="auto"/>
             <w:tcMar>
               <w:top w:w="90" w:type="dxa"/>
               <w:left w:w="90" w:type="dxa"/>
@@ -10402,11 +10547,12 @@
       <w:tr>
         <w:trPr>
           <w:cantSplit/>
+          <w:trHeight w:val="131"/>
           <w:jc w:val="center"/>
         </w:trPr>
         <w:tc>
           <w:tcPr>
-            <w:tcW w:w="3240" w:type="dxa"/>
+            <w:tcW w:w="3424" w:type="dxa"/>
             <w:tcMar>
               <w:top w:w="90" w:type="dxa"/>
               <w:left w:w="90" w:type="dxa"/>
@@ -10426,27 +10572,37 @@
                 <w:rFonts w:ascii="Times New Roman" w:hAnsi="Times New Roman" w:cs="Times New Roman"/>
               </w:rPr>
             </w:pPr>
+            <w:proofErr w:type="spellStart"/>
             <w:r>
               <w:rPr>
                 <w:rFonts w:ascii="Times New Roman" w:eastAsia="宋体" w:hAnsi="Times New Roman" w:cs="Times New Roman"/>
                 <w:color w:val="000000"/>
                 <w:sz w:val="21"/>
               </w:rPr>
-              <w:t>ViT-only</w:t>
-            </w:r>
+              <w:t>ViT</w:t>
+            </w:r>
+            <w:proofErr w:type="spellEnd"/>
             <w:r>
               <w:rPr>
                 <w:rFonts w:ascii="Times New Roman" w:eastAsia="宋体" w:hAnsi="Times New Roman" w:cs="Times New Roman"/>
                 <w:color w:val="000000"/>
                 <w:sz w:val="21"/>
               </w:rPr>
+              <w:t>-only</w:t>
+            </w:r>
+            <w:r>
+              <w:rPr>
+                <w:rFonts w:ascii="Times New Roman" w:eastAsia="宋体" w:hAnsi="Times New Roman" w:cs="Times New Roman"/>
+                <w:color w:val="000000"/>
+                <w:sz w:val="21"/>
+              </w:rPr>
               <w:t>线性探针</w:t>
             </w:r>
           </w:p>
         </w:tc>
         <w:tc>
           <w:tcPr>
-            <w:tcW w:w="2160" w:type="dxa"/>
+            <w:tcW w:w="3116" w:type="dxa"/>
             <w:tcMar>
               <w:top w:w="90" w:type="dxa"/>
               <w:left w:w="90" w:type="dxa"/>
@@ -10478,7 +10634,7 @@
         </w:tc>
         <w:tc>
           <w:tcPr>
-            <w:tcW w:w="2592" w:type="dxa"/>
+            <w:tcW w:w="3116" w:type="dxa"/>
             <w:tcMar>
               <w:top w:w="90" w:type="dxa"/>
               <w:left w:w="90" w:type="dxa"/>
@@ -10512,11 +10668,12 @@
       <w:tr>
         <w:trPr>
           <w:cantSplit/>
+          <w:trHeight w:val="236"/>
           <w:jc w:val="center"/>
         </w:trPr>
         <w:tc>
           <w:tcPr>
-            <w:tcW w:w="3240" w:type="dxa"/>
+            <w:tcW w:w="3424" w:type="dxa"/>
             <w:tcMar>
               <w:top w:w="90" w:type="dxa"/>
               <w:left w:w="90" w:type="dxa"/>
@@ -10548,7 +10705,7 @@
         </w:tc>
         <w:tc>
           <w:tcPr>
-            <w:tcW w:w="2160" w:type="dxa"/>
+            <w:tcW w:w="3116" w:type="dxa"/>
             <w:tcMar>
               <w:top w:w="90" w:type="dxa"/>
               <w:left w:w="90" w:type="dxa"/>
@@ -10580,7 +10737,7 @@
         </w:tc>
         <w:tc>
           <w:tcPr>
-            <w:tcW w:w="2592" w:type="dxa"/>
+            <w:tcW w:w="3116" w:type="dxa"/>
             <w:tcMar>
               <w:top w:w="90" w:type="dxa"/>
               <w:left w:w="90" w:type="dxa"/>
@@ -10634,11 +10791,12 @@
       <w:tr>
         <w:trPr>
           <w:cantSplit/>
+          <w:trHeight w:val="239"/>
           <w:jc w:val="center"/>
         </w:trPr>
         <w:tc>
           <w:tcPr>
-            <w:tcW w:w="3240" w:type="dxa"/>
+            <w:tcW w:w="3424" w:type="dxa"/>
             <w:tcMar>
               <w:top w:w="90" w:type="dxa"/>
               <w:left w:w="90" w:type="dxa"/>
@@ -10694,7 +10852,7 @@
         </w:tc>
         <w:tc>
           <w:tcPr>
-            <w:tcW w:w="2160" w:type="dxa"/>
+            <w:tcW w:w="3116" w:type="dxa"/>
             <w:tcMar>
               <w:top w:w="90" w:type="dxa"/>
               <w:left w:w="90" w:type="dxa"/>
@@ -10726,7 +10884,7 @@
         </w:tc>
         <w:tc>
           <w:tcPr>
-            <w:tcW w:w="2592" w:type="dxa"/>
+            <w:tcW w:w="3116" w:type="dxa"/>
             <w:tcMar>
               <w:top w:w="90" w:type="dxa"/>
               <w:left w:w="90" w:type="dxa"/>
@@ -10780,11 +10938,12 @@
       <w:tr>
         <w:trPr>
           <w:cantSplit/>
+          <w:trHeight w:val="146"/>
           <w:jc w:val="center"/>
         </w:trPr>
         <w:tc>
           <w:tcPr>
-            <w:tcW w:w="3240" w:type="dxa"/>
+            <w:tcW w:w="3424" w:type="dxa"/>
             <w:tcMar>
               <w:top w:w="90" w:type="dxa"/>
               <w:left w:w="90" w:type="dxa"/>
@@ -10840,7 +10999,7 @@
         </w:tc>
         <w:tc>
           <w:tcPr>
-            <w:tcW w:w="2160" w:type="dxa"/>
+            <w:tcW w:w="3116" w:type="dxa"/>
             <w:tcMar>
               <w:top w:w="90" w:type="dxa"/>
               <w:left w:w="90" w:type="dxa"/>
@@ -10872,7 +11031,7 @@
         </w:tc>
         <w:tc>
           <w:tcPr>
-            <w:tcW w:w="2592" w:type="dxa"/>
+            <w:tcW w:w="3116" w:type="dxa"/>
             <w:tcMar>
               <w:top w:w="90" w:type="dxa"/>
               <w:left w:w="90" w:type="dxa"/>
@@ -10926,11 +11085,12 @@
       <w:tr>
         <w:trPr>
           <w:cantSplit/>
+          <w:trHeight w:val="121"/>
           <w:jc w:val="center"/>
         </w:trPr>
         <w:tc>
           <w:tcPr>
-            <w:tcW w:w="3240" w:type="dxa"/>
+            <w:tcW w:w="3424" w:type="dxa"/>
             <w:tcMar>
               <w:top w:w="90" w:type="dxa"/>
               <w:left w:w="90" w:type="dxa"/>
@@ -10969,7 +11129,7 @@
         </w:tc>
         <w:tc>
           <w:tcPr>
-            <w:tcW w:w="2160" w:type="dxa"/>
+            <w:tcW w:w="3116" w:type="dxa"/>
             <w:tcMar>
               <w:top w:w="90" w:type="dxa"/>
               <w:left w:w="90" w:type="dxa"/>
@@ -11000,7 +11160,7 @@
         </w:tc>
         <w:tc>
           <w:tcPr>
-            <w:tcW w:w="2592" w:type="dxa"/>
+            <w:tcW w:w="3116" w:type="dxa"/>
             <w:tcMar>
               <w:top w:w="90" w:type="dxa"/>
               <w:left w:w="90" w:type="dxa"/>
@@ -11053,7 +11213,7 @@
     <w:p>
       <w:pPr>
         <w:rPr>
-          <w:rFonts w:ascii="Times New Roman" w:hAnsi="Times New Roman" w:cs="Times New Roman"/>
+          <w:rFonts w:ascii="Times New Roman" w:hAnsi="Times New Roman" w:cs="Times New Roman" w:hint="eastAsia"/>
         </w:rPr>
       </w:pPr>
     </w:p>
@@ -11099,6 +11259,7 @@
         </w:rPr>
         <w:t xml:space="preserve">  </w:t>
       </w:r>
+      <w:proofErr w:type="gramStart"/>
       <w:r>
         <w:rPr>
           <w:rFonts w:ascii="Times New Roman" w:eastAsia="宋体" w:hAnsi="Times New Roman" w:cs="Times New Roman"/>
@@ -11107,6 +11268,7 @@
         </w:rPr>
         <w:t>三域宏平均</w:t>
       </w:r>
+      <w:proofErr w:type="gramEnd"/>
       <w:r>
         <w:rPr>
           <w:rFonts w:ascii="Times New Roman" w:eastAsia="宋体" w:hAnsi="Times New Roman" w:cs="Times New Roman"/>
@@ -11131,7 +11293,9 @@
         <w:spacing w:after="80" w:line="360" w:lineRule="auto"/>
         <w:ind w:firstLine="480"/>
         <w:rPr>
-          <w:rFonts w:ascii="Times New Roman" w:hAnsi="Times New Roman" w:cs="Times New Roman"/>
+          <w:rFonts w:ascii="Times New Roman" w:eastAsia="宋体" w:hAnsi="Times New Roman" w:cs="Times New Roman"/>
+          <w:color w:val="000000"/>
+          <w:sz w:val="24"/>
         </w:rPr>
       </w:pPr>
       <w:r>
@@ -11262,6 +11426,7 @@
         </w:rPr>
         <w:t>个百分点，包含零。线性拼接和局部自适应读取的差异区间也包含零。因此，当前源域选参流程没有证明融合方案稳定优于纯</w:t>
       </w:r>
+      <w:proofErr w:type="spellStart"/>
       <w:r>
         <w:rPr>
           <w:rFonts w:ascii="Times New Roman" w:eastAsia="宋体" w:hAnsi="Times New Roman" w:cs="Times New Roman"/>
@@ -11270,6 +11435,7 @@
         </w:rPr>
         <w:t>ViT</w:t>
       </w:r>
+      <w:proofErr w:type="spellEnd"/>
       <w:r>
         <w:rPr>
           <w:rFonts w:ascii="Times New Roman" w:eastAsia="宋体" w:hAnsi="Times New Roman" w:cs="Times New Roman"/>
@@ -11294,6 +11460,7 @@
         </w:rPr>
         <w:t>当作相对部署单</w:t>
       </w:r>
+      <w:proofErr w:type="spellStart"/>
       <w:r>
         <w:rPr>
           <w:rFonts w:ascii="Times New Roman" w:eastAsia="宋体" w:hAnsi="Times New Roman" w:cs="Times New Roman"/>
@@ -11302,6 +11469,7 @@
         </w:rPr>
         <w:t>ViT</w:t>
       </w:r>
+      <w:proofErr w:type="spellEnd"/>
       <w:r>
         <w:rPr>
           <w:rFonts w:ascii="Times New Roman" w:eastAsia="宋体" w:hAnsi="Times New Roman" w:cs="Times New Roman"/>
@@ -11313,29 +11481,22 @@
     </w:p>
     <w:p>
       <w:pPr>
-        <w:pStyle w:val="11"/>
-        <w:keepNext/>
+        <w:widowControl/>
         <w:snapToGrid w:val="0"/>
-        <w:spacing w:before="200" w:after="140" w:line="360" w:lineRule="auto"/>
-        <w:rPr>
-          <w:rFonts w:ascii="Times New Roman" w:hAnsi="Times New Roman" w:cs="Times New Roman"/>
-        </w:rPr>
-      </w:pPr>
-      <w:r>
+        <w:spacing w:after="80" w:line="360" w:lineRule="auto"/>
         <w:rPr>
           <w:rFonts w:ascii="Times New Roman" w:eastAsia="黑体" w:hAnsi="Times New Roman" w:cs="Times New Roman"/>
           <w:b/>
           <w:sz w:val="28"/>
         </w:rPr>
-        <w:t>五</w:t>
-      </w:r>
+      </w:pPr>
       <w:r>
         <w:rPr>
           <w:rFonts w:ascii="Times New Roman" w:eastAsia="黑体" w:hAnsi="Times New Roman" w:cs="Times New Roman"/>
           <w:b/>
           <w:sz w:val="28"/>
         </w:rPr>
-        <w:t xml:space="preserve"> </w:t>
+        <w:t>五</w:t>
       </w:r>
       <w:r>
         <w:rPr>
@@ -11343,15 +11504,22 @@
           <w:b/>
           <w:sz w:val="28"/>
         </w:rPr>
+        <w:t xml:space="preserve"> </w:t>
+      </w:r>
+      <w:r>
+        <w:rPr>
+          <w:rFonts w:ascii="Times New Roman" w:eastAsia="黑体" w:hAnsi="Times New Roman" w:cs="Times New Roman"/>
+          <w:b/>
+          <w:sz w:val="28"/>
+        </w:rPr>
         <w:t>融合瓶颈及控制实验</w:t>
       </w:r>
     </w:p>
     <w:p>
       <w:pPr>
-        <w:pStyle w:val="21"/>
-        <w:keepNext/>
+        <w:widowControl/>
         <w:snapToGrid w:val="0"/>
-        <w:spacing w:before="200" w:after="140" w:line="360" w:lineRule="auto"/>
+        <w:spacing w:after="80" w:line="360" w:lineRule="auto"/>
         <w:rPr>
           <w:rFonts w:ascii="Times New Roman" w:hAnsi="Times New Roman" w:cs="Times New Roman"/>
         </w:rPr>
@@ -11487,7 +11655,9 @@
         <w:spacing w:after="80" w:line="360" w:lineRule="auto"/>
         <w:ind w:firstLine="480"/>
         <w:rPr>
-          <w:rFonts w:ascii="Times New Roman" w:hAnsi="Times New Roman" w:cs="Times New Roman"/>
+          <w:rFonts w:ascii="Times New Roman" w:eastAsia="宋体" w:hAnsi="Times New Roman" w:cs="Times New Roman"/>
+          <w:color w:val="000000"/>
+          <w:sz w:val="24"/>
         </w:rPr>
       </w:pPr>
       <w:r>
@@ -11534,10 +11704,9 @@
     </w:p>
     <w:p>
       <w:pPr>
-        <w:pStyle w:val="21"/>
-        <w:keepNext/>
+        <w:widowControl/>
         <w:snapToGrid w:val="0"/>
-        <w:spacing w:before="200" w:after="140" w:line="360" w:lineRule="auto"/>
+        <w:spacing w:after="80" w:line="360" w:lineRule="auto"/>
         <w:rPr>
           <w:rFonts w:ascii="Times New Roman" w:hAnsi="Times New Roman" w:cs="Times New Roman"/>
         </w:rPr>
@@ -11657,7 +11826,7 @@
         <w:tc>
           <w:tcPr>
             <w:tcW w:w="2948" w:type="dxa"/>
-            <w:shd w:val="clear" w:color="auto" w:fill="EDEDED"/>
+            <w:shd w:val="clear" w:color="auto" w:fill="auto"/>
             <w:tcMar>
               <w:top w:w="90" w:type="dxa"/>
               <w:left w:w="90" w:type="dxa"/>
@@ -11691,7 +11860,7 @@
         <w:tc>
           <w:tcPr>
             <w:tcW w:w="2948" w:type="dxa"/>
-            <w:shd w:val="clear" w:color="auto" w:fill="EDEDED"/>
+            <w:shd w:val="clear" w:color="auto" w:fill="auto"/>
             <w:tcMar>
               <w:top w:w="90" w:type="dxa"/>
               <w:left w:w="90" w:type="dxa"/>
@@ -11725,7 +11894,7 @@
         <w:tc>
           <w:tcPr>
             <w:tcW w:w="2948" w:type="dxa"/>
-            <w:shd w:val="clear" w:color="auto" w:fill="EDEDED"/>
+            <w:shd w:val="clear" w:color="auto" w:fill="auto"/>
             <w:tcMar>
               <w:top w:w="90" w:type="dxa"/>
               <w:left w:w="90" w:type="dxa"/>
@@ -12246,7 +12415,9 @@
         <w:spacing w:after="80" w:line="360" w:lineRule="auto"/>
         <w:ind w:firstLine="480"/>
         <w:rPr>
-          <w:rFonts w:ascii="Times New Roman" w:hAnsi="Times New Roman" w:cs="Times New Roman"/>
+          <w:rFonts w:ascii="Times New Roman" w:eastAsia="宋体" w:hAnsi="Times New Roman" w:cs="Times New Roman"/>
+          <w:color w:val="000000"/>
+          <w:sz w:val="24"/>
         </w:rPr>
       </w:pPr>
       <w:r>
@@ -12340,10 +12511,9 @@
     </w:p>
     <w:p>
       <w:pPr>
-        <w:pStyle w:val="21"/>
-        <w:keepNext/>
+        <w:widowControl/>
         <w:snapToGrid w:val="0"/>
-        <w:spacing w:before="200" w:after="140" w:line="360" w:lineRule="auto"/>
+        <w:spacing w:after="80" w:line="360" w:lineRule="auto"/>
         <w:rPr>
           <w:rFonts w:ascii="Times New Roman" w:hAnsi="Times New Roman" w:cs="Times New Roman"/>
         </w:rPr>
@@ -12383,7 +12553,9 @@
         <w:spacing w:after="80" w:line="360" w:lineRule="auto"/>
         <w:ind w:firstLine="480"/>
         <w:rPr>
-          <w:rFonts w:ascii="Times New Roman" w:hAnsi="Times New Roman" w:cs="Times New Roman"/>
+          <w:rFonts w:ascii="Times New Roman" w:eastAsia="宋体" w:hAnsi="Times New Roman" w:cs="Times New Roman"/>
+          <w:color w:val="000000"/>
+          <w:sz w:val="24"/>
         </w:rPr>
       </w:pPr>
       <w:r>
@@ -12446,10 +12618,9 @@
     </w:p>
     <w:p>
       <w:pPr>
-        <w:pStyle w:val="11"/>
-        <w:keepNext/>
+        <w:widowControl/>
         <w:snapToGrid w:val="0"/>
-        <w:spacing w:before="200" w:after="140" w:line="360" w:lineRule="auto"/>
+        <w:spacing w:after="80" w:line="360" w:lineRule="auto"/>
         <w:rPr>
           <w:rFonts w:ascii="Times New Roman" w:hAnsi="Times New Roman" w:cs="Times New Roman"/>
         </w:rPr>
@@ -12540,7 +12711,9 @@
         <w:spacing w:after="80" w:line="360" w:lineRule="auto"/>
         <w:ind w:firstLine="480"/>
         <w:rPr>
-          <w:rFonts w:ascii="Times New Roman" w:hAnsi="Times New Roman" w:cs="Times New Roman"/>
+          <w:rFonts w:ascii="Times New Roman" w:eastAsia="宋体" w:hAnsi="Times New Roman" w:cs="Times New Roman"/>
+          <w:color w:val="000000"/>
+          <w:sz w:val="24"/>
         </w:rPr>
       </w:pPr>
       <w:r>
@@ -12554,10 +12727,9 @@
     </w:p>
     <w:p>
       <w:pPr>
-        <w:pStyle w:val="11"/>
-        <w:keepNext/>
+        <w:widowControl/>
         <w:snapToGrid w:val="0"/>
-        <w:spacing w:before="200" w:after="140" w:line="360" w:lineRule="auto"/>
+        <w:spacing w:after="80" w:line="360" w:lineRule="auto"/>
         <w:rPr>
           <w:rFonts w:ascii="Times New Roman" w:hAnsi="Times New Roman" w:cs="Times New Roman"/>
         </w:rPr>
@@ -12645,7 +12817,9 @@
         <w:spacing w:after="80" w:line="360" w:lineRule="auto"/>
         <w:ind w:firstLine="480"/>
         <w:rPr>
-          <w:rFonts w:ascii="Times New Roman" w:hAnsi="Times New Roman" w:cs="Times New Roman"/>
+          <w:rFonts w:ascii="Times New Roman" w:eastAsia="宋体" w:hAnsi="Times New Roman" w:cs="Times New Roman"/>
+          <w:color w:val="000000"/>
+          <w:sz w:val="24"/>
         </w:rPr>
       </w:pPr>
       <w:r>
@@ -12691,10 +12865,9 @@
     </w:p>
     <w:p>
       <w:pPr>
-        <w:pStyle w:val="11"/>
-        <w:keepNext/>
+        <w:widowControl/>
         <w:snapToGrid w:val="0"/>
-        <w:spacing w:before="200" w:after="140" w:line="360" w:lineRule="auto"/>
+        <w:spacing w:after="80" w:line="360" w:lineRule="auto"/>
         <w:rPr>
           <w:rFonts w:ascii="Times New Roman" w:hAnsi="Times New Roman" w:cs="Times New Roman"/>
         </w:rPr>
@@ -12834,7 +13007,9 @@
         <w:spacing w:after="80" w:line="360" w:lineRule="auto"/>
         <w:ind w:firstLine="480"/>
         <w:rPr>
-          <w:rFonts w:ascii="Times New Roman" w:hAnsi="Times New Roman" w:cs="Times New Roman"/>
+          <w:rFonts w:ascii="Times New Roman" w:eastAsia="宋体" w:hAnsi="Times New Roman" w:cs="Times New Roman"/>
+          <w:color w:val="000000"/>
+          <w:sz w:val="24"/>
         </w:rPr>
       </w:pPr>
       <w:r>
@@ -12848,10 +13023,9 @@
     </w:p>
     <w:p>
       <w:pPr>
-        <w:pStyle w:val="11"/>
-        <w:keepNext/>
+        <w:widowControl/>
         <w:snapToGrid w:val="0"/>
-        <w:spacing w:before="200" w:after="140" w:line="360" w:lineRule="auto"/>
+        <w:spacing w:after="80" w:line="360" w:lineRule="auto"/>
         <w:rPr>
           <w:rFonts w:ascii="Times New Roman" w:hAnsi="Times New Roman" w:cs="Times New Roman"/>
         </w:rPr>
@@ -12925,7 +13099,7 @@
         <w:snapToGrid w:val="0"/>
         <w:spacing w:after="60" w:line="288" w:lineRule="auto"/>
         <w:rPr>
-          <w:rFonts w:ascii="Times New Roman" w:hAnsi="Times New Roman" w:cs="Times New Roman"/>
+          <w:rFonts w:ascii="Times New Roman" w:hAnsi="Times New Roman" w:cs="Times New Roman" w:hint="eastAsia"/>
         </w:rPr>
       </w:pPr>
       <w:r>
@@ -12935,308 +13109,6 @@
           <w:sz w:val="21"/>
         </w:rPr>
         <w:t>[4] Dosovitskiy A, Beyer L, Kolesnikov A, et al. An Image is Worth 16x16 Words Transformers for Image Recognition at Scale. ICLR, 2021.</w:t>
-      </w:r>
-    </w:p>
-    <w:p>
-      <w:pPr>
-        <w:widowControl/>
-        <w:snapToGrid w:val="0"/>
-        <w:spacing w:after="60" w:line="288" w:lineRule="auto"/>
-        <w:rPr>
-          <w:rFonts w:ascii="Times New Roman" w:hAnsi="Times New Roman" w:cs="Times New Roman"/>
-        </w:rPr>
-      </w:pPr>
-      <w:r>
-        <w:rPr>
-          <w:rFonts w:ascii="Times New Roman" w:eastAsia="宋体" w:hAnsi="Times New Roman" w:cs="Times New Roman"/>
-          <w:color w:val="000000"/>
-          <w:sz w:val="21"/>
-        </w:rPr>
-        <w:t>[5] acc.txt</w:t>
-      </w:r>
-      <w:r>
-        <w:rPr>
-          <w:rFonts w:ascii="Times New Roman" w:eastAsia="宋体" w:hAnsi="Times New Roman" w:cs="Times New Roman"/>
-          <w:color w:val="000000"/>
-          <w:sz w:val="21"/>
-        </w:rPr>
-        <w:t>，第</w:t>
-      </w:r>
-      <w:r>
-        <w:rPr>
-          <w:rFonts w:ascii="Times New Roman" w:eastAsia="宋体" w:hAnsi="Times New Roman" w:cs="Times New Roman"/>
-          <w:color w:val="000000"/>
-          <w:sz w:val="21"/>
-        </w:rPr>
-        <w:t>15</w:t>
-      </w:r>
-      <w:r>
-        <w:rPr>
-          <w:rFonts w:ascii="Times New Roman" w:eastAsia="宋体" w:hAnsi="Times New Roman" w:cs="Times New Roman"/>
-          <w:color w:val="000000"/>
-          <w:sz w:val="21"/>
-        </w:rPr>
-        <w:t>至</w:t>
-      </w:r>
-      <w:r>
-        <w:rPr>
-          <w:rFonts w:ascii="Times New Roman" w:eastAsia="宋体" w:hAnsi="Times New Roman" w:cs="Times New Roman"/>
-          <w:color w:val="000000"/>
-          <w:sz w:val="21"/>
-        </w:rPr>
-        <w:t>50</w:t>
-      </w:r>
-      <w:r>
-        <w:rPr>
-          <w:rFonts w:ascii="Times New Roman" w:eastAsia="宋体" w:hAnsi="Times New Roman" w:cs="Times New Roman"/>
-          <w:color w:val="000000"/>
-          <w:sz w:val="21"/>
-        </w:rPr>
-        <w:t>轮训练记录。表</w:t>
-      </w:r>
-      <w:r>
-        <w:rPr>
-          <w:rFonts w:ascii="Times New Roman" w:eastAsia="宋体" w:hAnsi="Times New Roman" w:cs="Times New Roman"/>
-          <w:color w:val="000000"/>
-          <w:sz w:val="21"/>
-        </w:rPr>
-        <w:t>1</w:t>
-      </w:r>
-      <w:r>
-        <w:rPr>
-          <w:rFonts w:ascii="Times New Roman" w:eastAsia="宋体" w:hAnsi="Times New Roman" w:cs="Times New Roman"/>
-          <w:color w:val="000000"/>
-          <w:sz w:val="21"/>
-        </w:rPr>
-        <w:t>取第</w:t>
-      </w:r>
-      <w:r>
-        <w:rPr>
-          <w:rFonts w:ascii="Times New Roman" w:eastAsia="宋体" w:hAnsi="Times New Roman" w:cs="Times New Roman"/>
-          <w:color w:val="000000"/>
-          <w:sz w:val="21"/>
-        </w:rPr>
-        <w:t>50</w:t>
-      </w:r>
-      <w:r>
-        <w:rPr>
-          <w:rFonts w:ascii="Times New Roman" w:eastAsia="宋体" w:hAnsi="Times New Roman" w:cs="Times New Roman"/>
-          <w:color w:val="000000"/>
-          <w:sz w:val="21"/>
-        </w:rPr>
-        <w:t>轮，图</w:t>
-      </w:r>
-      <w:r>
-        <w:rPr>
-          <w:rFonts w:ascii="Times New Roman" w:eastAsia="宋体" w:hAnsi="Times New Roman" w:cs="Times New Roman"/>
-          <w:color w:val="000000"/>
-          <w:sz w:val="21"/>
-        </w:rPr>
-        <w:t>2</w:t>
-      </w:r>
-      <w:r>
-        <w:rPr>
-          <w:rFonts w:ascii="Times New Roman" w:eastAsia="宋体" w:hAnsi="Times New Roman" w:cs="Times New Roman"/>
-          <w:color w:val="000000"/>
-          <w:sz w:val="21"/>
-        </w:rPr>
-        <w:t>展示全部</w:t>
-      </w:r>
-      <w:r>
-        <w:rPr>
-          <w:rFonts w:ascii="Times New Roman" w:eastAsia="宋体" w:hAnsi="Times New Roman" w:cs="Times New Roman"/>
-          <w:color w:val="000000"/>
-          <w:sz w:val="21"/>
-        </w:rPr>
-        <w:t>36</w:t>
-      </w:r>
-      <w:r>
-        <w:rPr>
-          <w:rFonts w:ascii="Times New Roman" w:eastAsia="宋体" w:hAnsi="Times New Roman" w:cs="Times New Roman"/>
-          <w:color w:val="000000"/>
-          <w:sz w:val="21"/>
-        </w:rPr>
-        <w:t>轮。</w:t>
-      </w:r>
-    </w:p>
-    <w:p>
-      <w:pPr>
-        <w:widowControl/>
-        <w:snapToGrid w:val="0"/>
-        <w:spacing w:after="60" w:line="288" w:lineRule="auto"/>
-        <w:rPr>
-          <w:rFonts w:ascii="Times New Roman" w:hAnsi="Times New Roman" w:cs="Times New Roman"/>
-        </w:rPr>
-      </w:pPr>
-      <w:r>
-        <w:rPr>
-          <w:rFonts w:ascii="Times New Roman" w:eastAsia="宋体" w:hAnsi="Times New Roman" w:cs="Times New Roman"/>
-          <w:color w:val="000000"/>
-          <w:sz w:val="21"/>
-        </w:rPr>
-        <w:t>[6] vit_module/_g28/clip_readout_run01</w:t>
-      </w:r>
-      <w:r>
-        <w:rPr>
-          <w:rFonts w:ascii="Times New Roman" w:eastAsia="宋体" w:hAnsi="Times New Roman" w:cs="Times New Roman"/>
-          <w:color w:val="000000"/>
-          <w:sz w:val="21"/>
-        </w:rPr>
-        <w:t>内的</w:t>
-      </w:r>
-      <w:r>
-        <w:rPr>
-          <w:rFonts w:ascii="Times New Roman" w:eastAsia="宋体" w:hAnsi="Times New Roman" w:cs="Times New Roman"/>
-          <w:color w:val="000000"/>
-          <w:sz w:val="21"/>
-        </w:rPr>
-        <w:t>summary.json</w:t>
-      </w:r>
-      <w:r>
-        <w:rPr>
-          <w:rFonts w:ascii="Times New Roman" w:eastAsia="宋体" w:hAnsi="Times New Roman" w:cs="Times New Roman"/>
-          <w:color w:val="000000"/>
-          <w:sz w:val="21"/>
-        </w:rPr>
-        <w:t>、</w:t>
-      </w:r>
-      <w:r>
-        <w:rPr>
-          <w:rFonts w:ascii="Times New Roman" w:eastAsia="宋体" w:hAnsi="Times New Roman" w:cs="Times New Roman"/>
-          <w:color w:val="000000"/>
-          <w:sz w:val="21"/>
-        </w:rPr>
-        <w:t>config.json</w:t>
-      </w:r>
-      <w:r>
-        <w:rPr>
-          <w:rFonts w:ascii="Times New Roman" w:eastAsia="宋体" w:hAnsi="Times New Roman" w:cs="Times New Roman"/>
-          <w:color w:val="000000"/>
-          <w:sz w:val="21"/>
-        </w:rPr>
-        <w:t>及</w:t>
-      </w:r>
-      <w:r>
-        <w:rPr>
-          <w:rFonts w:ascii="Times New Roman" w:eastAsia="宋体" w:hAnsi="Times New Roman" w:cs="Times New Roman"/>
-          <w:color w:val="000000"/>
-          <w:sz w:val="21"/>
-        </w:rPr>
-        <w:t>comparisons.json</w:t>
-      </w:r>
-      <w:r>
-        <w:rPr>
-          <w:rFonts w:ascii="Times New Roman" w:eastAsia="宋体" w:hAnsi="Times New Roman" w:cs="Times New Roman"/>
-          <w:color w:val="000000"/>
-          <w:sz w:val="21"/>
-        </w:rPr>
-        <w:t>，提供表</w:t>
-      </w:r>
-      <w:r>
-        <w:rPr>
-          <w:rFonts w:ascii="Times New Roman" w:eastAsia="宋体" w:hAnsi="Times New Roman" w:cs="Times New Roman"/>
-          <w:color w:val="000000"/>
-          <w:sz w:val="21"/>
-        </w:rPr>
-        <w:t>2</w:t>
-      </w:r>
-      <w:r>
-        <w:rPr>
-          <w:rFonts w:ascii="Times New Roman" w:eastAsia="宋体" w:hAnsi="Times New Roman" w:cs="Times New Roman"/>
-          <w:color w:val="000000"/>
-          <w:sz w:val="21"/>
-        </w:rPr>
-        <w:t>与表</w:t>
-      </w:r>
-      <w:r>
-        <w:rPr>
-          <w:rFonts w:ascii="Times New Roman" w:eastAsia="宋体" w:hAnsi="Times New Roman" w:cs="Times New Roman"/>
-          <w:color w:val="000000"/>
-          <w:sz w:val="21"/>
-        </w:rPr>
-        <w:t>3</w:t>
-      </w:r>
-      <w:r>
-        <w:rPr>
-          <w:rFonts w:ascii="Times New Roman" w:eastAsia="宋体" w:hAnsi="Times New Roman" w:cs="Times New Roman"/>
-          <w:color w:val="000000"/>
-          <w:sz w:val="21"/>
-        </w:rPr>
-        <w:t>数据。</w:t>
-      </w:r>
-    </w:p>
-    <w:p>
-      <w:pPr>
-        <w:widowControl/>
-        <w:snapToGrid w:val="0"/>
-        <w:spacing w:after="60" w:line="288" w:lineRule="auto"/>
-        <w:rPr>
-          <w:rFonts w:ascii="Times New Roman" w:hAnsi="Times New Roman" w:cs="Times New Roman"/>
-        </w:rPr>
-      </w:pPr>
-      <w:r>
-        <w:rPr>
-          <w:rFonts w:ascii="Times New Roman" w:eastAsia="宋体" w:hAnsi="Times New Roman" w:cs="Times New Roman"/>
-          <w:color w:val="000000"/>
-          <w:sz w:val="21"/>
-        </w:rPr>
-        <w:t>[7] vit_m2f2_detector_bridge.py</w:t>
-      </w:r>
-      <w:r>
-        <w:rPr>
-          <w:rFonts w:ascii="Times New Roman" w:eastAsia="宋体" w:hAnsi="Times New Roman" w:cs="Times New Roman"/>
-          <w:color w:val="000000"/>
-          <w:sz w:val="21"/>
-        </w:rPr>
-        <w:t>、</w:t>
-      </w:r>
-      <w:r>
-        <w:rPr>
-          <w:rFonts w:ascii="Times New Roman" w:eastAsia="宋体" w:hAnsi="Times New Roman" w:cs="Times New Roman"/>
-          <w:color w:val="000000"/>
-          <w:sz w:val="21"/>
-        </w:rPr>
-        <w:t>vit_adaptive_mattn_aps.py</w:t>
-      </w:r>
-      <w:r>
-        <w:rPr>
-          <w:rFonts w:ascii="Times New Roman" w:eastAsia="宋体" w:hAnsi="Times New Roman" w:cs="Times New Roman"/>
-          <w:color w:val="000000"/>
-          <w:sz w:val="21"/>
-        </w:rPr>
-        <w:t>、</w:t>
-      </w:r>
-      <w:r>
-        <w:rPr>
-          <w:rFonts w:ascii="Times New Roman" w:eastAsia="宋体" w:hAnsi="Times New Roman" w:cs="Times New Roman"/>
-          <w:color w:val="000000"/>
-          <w:sz w:val="21"/>
-        </w:rPr>
-        <w:t>train_bridge_phase1.py</w:t>
-      </w:r>
-      <w:r>
-        <w:rPr>
-          <w:rFonts w:ascii="Times New Roman" w:eastAsia="宋体" w:hAnsi="Times New Roman" w:cs="Times New Roman"/>
-          <w:color w:val="000000"/>
-          <w:sz w:val="21"/>
-        </w:rPr>
-        <w:t>及项目工作记录。融合架构参考</w:t>
-      </w:r>
-      <w:r>
-        <w:rPr>
-          <w:rFonts w:ascii="Times New Roman" w:eastAsia="宋体" w:hAnsi="Times New Roman" w:cs="Times New Roman"/>
-          <w:color w:val="000000"/>
-          <w:sz w:val="21"/>
-        </w:rPr>
-        <w:t>M2F2_Det</w:t>
-      </w:r>
-      <w:r>
-        <w:rPr>
-          <w:rFonts w:ascii="Times New Roman" w:eastAsia="宋体" w:hAnsi="Times New Roman" w:cs="Times New Roman"/>
-          <w:color w:val="000000"/>
-          <w:sz w:val="21"/>
-        </w:rPr>
-        <w:t>工程。</w:t>
       </w:r>
     </w:p>
     <w:sectPr>
